--- a/example_articles/states/Montana/2.states_Montana_New_York_Times.docx
+++ b/example_articles/states/Montana/2.states_Montana_New_York_Times.docx
@@ -27,17 +27,17 @@
     </w:p>
     <w:p>
       <w:r>
-        <w:t>Source File: NYT/19.DOCX</w:t>
+        <w:t>Source file: NYT/19.DOCX</w:t>
       </w:r>
     </w:p>
     <w:p>
       <w:r>
-        <w:t>Raw locations result: ['Montana']</w:t>
+        <w:t>Raw locations result, 'locations': ['Montana']</w:t>
       </w:r>
     </w:p>
     <w:p>
       <w:r>
-        <w:t>states_stand_flat (Standardized): Montana</w:t>
+        <w:t>Standardized locations result, 'states_stand_flat': Montana</w:t>
       </w:r>
     </w:p>
     <w:p>

--- a/example_articles/states/Montana/2.states_Montana_New_York_Times.docx
+++ b/example_articles/states/Montana/2.states_Montana_New_York_Times.docx
@@ -7,7 +7,7 @@
         <w:pStyle w:val="Heading1"/>
       </w:pPr>
       <w:r>
-        <w:t>Manhood, McConnell And Moola</w:t>
+        <w:t>David E. Kelley Is Back on Network TV With 'Big Sky'</w:t>
       </w:r>
     </w:p>
     <w:p>
@@ -17,17 +17,17 @@
     </w:p>
     <w:p>
       <w:r>
-        <w:t>Date: 2018-12-14</w:t>
+        <w:t>Date: 2020-11-17</w:t>
       </w:r>
     </w:p>
     <w:p>
       <w:r>
-        <w:t>Section: Section A; Column 0; Editorial Desk; Pg. 31</w:t>
+        <w:t>Section: ARTS; television</w:t>
       </w:r>
     </w:p>
     <w:p>
       <w:r>
-        <w:t>Source file: NYT/19.DOCX</w:t>
+        <w:t>Source file: NYT/13.DOCX</w:t>
       </w:r>
     </w:p>
     <w:p>
@@ -49,38 +49,71 @@
     </w:p>
     <w:p>
       <w:r>
-        <w:t>After Tuesday's testy exchange between Donald Trump and Democratic leaders, it seems quite possible that the tweeter in chief will shut down the government in an attempt to get funding for a wall on the Mexican border. What's remarkable about this prospect is that the wall is an utterly stupid idea. Even if you're bitterly opposed to immigration, legal or otherwise, spending tens of billions of dollars on an ostentatious physical barrier is neither a necessary nor an effective way to stop immigrants from coming.</w:t>
+        <w:t>The ABC drama is a female-centric thriller, like Kelley's HBO drama "The Undoing." In an interview, the prolific creator discusses his affinity for such shows and for Hugh Grant's sexy ad-libs.</w:t>
         <w:br/>
-        <w:t xml:space="preserve">So what's it about? Nancy Pelosi, almost sure to be the next speaker of the House, reportedly told colleagues that for Trump, the wall is a ''manhood thing.'' That sounds right. But that got me thinking. What other policies are driven by Trump's insecurity? What's driving this administration's policy in general? </w:t>
+        <w:t>David E. Kelley has been around long enough to know that his current hot streak could go cold any day now.</w:t>
         <w:br/>
-        <w:t xml:space="preserve">  The answer to these questions, I'd argue, is that there are actually three major motives behind Trumpist policy, which we can label Manhood, McConnell and Moola.</w:t>
+        <w:t>"Some shows stick, and some shows don't," he said last week. "There have been a couple of stickers of late."</w:t>
         <w:br/>
-        <w:t xml:space="preserve">  By McConnell I mean the standard G.O.P. agenda, which basically serves the interests of big donors, both wealthy individuals and corporations. This agenda consists, above all, of tax cuts for the donor class, with cuts in social programs to make up for some of the lost revenue. It also includes deregulation, especially for polluters but also for financial institutions and dubious players like for-profit colleges.</w:t>
+        <w:t>The prolific television producer first established himself in the 1980s as a master of courtroom drama and bizarre twists on "L.A. Law" — remember the famous elevator shaft scene? — before riding a second wave of TV hits in the 1990s. In 1999, he became the only showrunner to win Emmys for best comedy ("Ally McBeal") and best drama ("The Practice") in the same year.</w:t>
         <w:br/>
-        <w:t xml:space="preserve">  During the 2016 campaign, Trump posed as a different kind of Republican, someone who would protect the safety net and raise taxes on the rich. In office, however, his domestic policy has been totally orthodox. His only significant legislative victory in the first two years has been a tax cut that heavily favored the rich; he has done all he can to undermine health care for lower- and middle-income Americans; he has gutted both environmental protection and financial regulation.</w:t>
+        <w:t>But after a string of flops on network television ("Snoops," "Girls Club"), Kelley switched over to streaming and cable. Mostly drifting away from the law-firm dramas with which he first made his mark — though "Goliath," on Amazon, followed a rogue lawyer played by Billy Bob Thornton — he started adapting novels. This opened a new vein of hits with prestige psychological thrillers such as HBO's "Big Little Lies" and "The Undoing," both murder mysteries starring Nicole Kidman that wallow in the scandalous lives of coastal elites.</w:t>
         <w:br/>
-        <w:t xml:space="preserve">  Trump's foreign policy has, however, made a break, not just with previous Republican practice, but with everything America used to stand for. Previous presidents may have made realpolitik accommodations with unsavory regimes, but we've never seen anything like Trump's obvious preference for brutal despots over democratic allies, his willingness to make excuses for whatever people like Vladimir Putin or Mohammed bin Salman do, up to and including murder.</w:t>
+        <w:t>Now he's back on network with "Big Sky," a 10-episode series premiering Tuesday on ABC. While it, too, is a murder mystery, the show otherwise seems a little outside Kelley's usual jurisdiction, at least on the surface. Based on a series of four books by C.J. Box, the story is set in Montana (the show is shot in Vancouver) and centers on small-town, working-class people. One such person is a long-haul truck driver named Ronald Pergram (played by Brian Geraghty), who thinks of himself as a hero but is actually a predator who tasers and kidnaps female and gender-fluid characters. An ex-rodeo rider turned rookie private investigator named Cassie Dewell (Kylie Bunbury) is in pursuit.</w:t>
         <w:br/>
-        <w:t xml:space="preserve">  Some of this may reflect personal values: Putin, bin Salman and other strongmen are just Trump's kind of people. But it's hard to escape the suspicion that Moola -- financial payoffs to Trump personally via the Trump Organization -- plays an important role. After all, unlike leaders of democracies, dictators and absolute monarchs can direct lots of cash to Trump properties and offer the Trump family investment opportunities without having to explain their actions to pesky elected representatives.</w:t>
+        <w:t>"There was something delicious about this young de facto law enforcement officer in the Wild West," Kelley said. "In a world where resources are thin and calls for help are often not answered, she's out there on her own, to a certain extent, fighting the bad guys." (And the good guys, too, at times — it's complicated.)</w:t>
         <w:br/>
-        <w:t xml:space="preserve">  So where does Manhood come in? The wall is an obvious example. The giveaway is the administration's focus on how the ''big, beautiful wall'' will look, as opposed to what it will do. When Customs and Border Protection solicited bids from contractors, it specified that the wall be ''physically imposing,'' and further that ''The north side of wall (i.e. U.S. facing side) shall be aesthetically pleasing.'' It didn't say that the structure should bear huge signs reading TRUMP WALL, but that may have been an oversight.</w:t>
+        <w:t>Kelley has been both praised and criticized for his depictions of women, the criticisms aimed primarily at the flighty, neurotic characters like Ally McBeal, as well as at the various vixens and sexy sideki cks who have populated his shows. With "Big Sky," Kelley is bringing darker cable and streaming sensibilities to broadcast television (including some of his trademark twists and heavy themes, like sex trafficking), but it won't be a steady onslaught of violence against defenseless women. "This is not a damsels-in-distress series," he promised.</w:t>
         <w:br/>
-        <w:t xml:space="preserve">  But I'd argue that Trump's desire to assert his manhood is playing a big role in other areas, too, most notably trade policy.</w:t>
+        <w:t>In a phone interview, Kelley talked about adapting "Big Sky" and "The Undoing," which concludes its six-episode run on Nov. 29, and the connections between the two shows. These are edited excerpts from the conversation, which include mild spoilers for "The Undoing" if you're still catching up.</w:t>
         <w:br/>
-        <w:t xml:space="preserve">  I've been tracking the adventures of Tariff Man, and what strikes me is not just the overwhelming view on the part of economists that the Trump tariffs are a bad idea, but the fact that the tariffs are a political dud. That is, there doesn't seem to be any large constituency demanding a confrontation with our trading partners.</w:t>
+        <w:t>"Big Sky" isn't your usual sort of story, or your usual kind of milieu. What made you want to adapt these books, especially since you've said before that you didn't want to do serial killer shows?</w:t>
         <w:br/>
-        <w:t xml:space="preserve">  Who wants a trade war? Not corporate interests -- stocks fall whenever trade rhetoric heats up and rise when it cools down. Not farmers, hit hard by retaliatory foreign tariffs. Not working-class voters in the Rust Belt states that were crucial to Trump's 2016 victory: A plurality of likely voters in those states say that tariffs hurt their families. Belligerence on trade, it turns out, is pretty much a one-man affair: It's what Trump wants, and that's about it.</w:t>
+        <w:t>You're right. I thought "Dexter" was brilliant. And I loved "The Sopranos" — Tony Soprano killed people. If it's a series where you're going to be spending a long time with these people, they can become very real in your head. To live in that world with those people, it helps for our own survival to like them, if not love them. And I never saw myself as a person who could live inside the head of that kind of depravity.</w:t>
         <w:br/>
-        <w:t xml:space="preserve">  True, given how U.S. trade law works, a president can have a trade war (as opposed to, say, a border wall) without congressional approval. But what's Trump's motivation? Well, he made trade his signature issue, and he wants to claim that he's achieved big things. It's telling that even when he leaves policy mostly the same he insists on a name change. That way he can go around pretending that the ''U.S.-Mexico-Canada Agreement'' -- or as Pelosi calls it, the ''trade agreement formerly known as Prince'' -- is completely different from Nafta, and that he had a big win.</w:t>
+        <w:t>If you look at the evolution or metamorphosis of Ronald Pergram, I think he's probably a bit more vulnerable in the television version. He was riveting in the book, scary even, but I think we unearthed a little more of his humanity. He's not all evil. If we're successful, the audience will be both afraid of Ronald but also feel for him. And John Carroll Lynch is so good at channeling State Trooper Rick Legarski that it's both amusing and horrifying at the same time.</w:t>
         <w:br/>
-        <w:t xml:space="preserve">  So major affairs of state are being decided not by the national interest, nor even by the interests of major groups within the nation, but by the financial interests and/or ego of the man in the White House. Is America amazing, or what?</w:t>
+        <w:t>You burn through nearly half of the first Cassie Dewell book, "The Highway," in the first episode. What's the pacing of this show going to be like?</w:t>
         <w:br/>
-        <w:t xml:space="preserve">  Follow The New York Times Opinion section on Facebook, Twitter (@NYTopinion) and Instagram, and sign up for the Opinion Today newsletter. </w:t>
+        <w:t>We'll probably go through two books in the first season, with the second story line involving another kind of high-octane cat-and-mouse chase with Cassie and a drug cartel. Then we'll move on to the third book. And then we'll send C.J. Box smoothies so he can keep writing more books! [Laughs.] Although knowing C.J., he'd probably prefer a good strong cup of coffee and then a day on the river where he can recharge. We'll go through C.J.'s books as he writes them, and we'll probably go beyond that, too, just because series television is the beast that eats script after script after script, and you've got to keep feeding that beast.</w:t>
         <w:br/>
-        <w:t xml:space="preserve">  David Brooks is off today.        </w:t>
+        <w:t>We're expanding C.J.'s world, and ultimately, what I think will make the series distinctive is that we'll use these high-octane cases to unearth the very human vulnerabilities and fragile complexities of our characters.</w:t>
         <w:br/>
+        <w:t>You address the current pandemic in "Big Sky," but we see no one wearing a mask. Why? Did you worry about what message that might send?</w:t>
         <w:br/>
-        <w:t>https://www.nytimes.com/2018/12/13/opinion/trump-wall-trade-tariffs.html</w:t>
+        <w:t>That's a tricky question, and it has nothing to do with politics. I'm a mask wearer myself, and I would happily have characters wear masks. But we're mindful of the fact that when people turn on a show at 10 o'clock at night, their main mission is to be entertained, not educated, schooled or lectured. People are looking for a little bit of escape from the bad news.</w:t>
+        <w:br/>
+        <w:t>So we acknowledge that we're living in pandemic times, but we're not delving into it in a real way because if we were, then you would never see the actors' faces, and we pay a lot of money for those faces. Fortuitously, it is a show that is outside most of the time, in big wide-open spaces. I didn't have to scratch my head and think, "How are we going to shoot this during Covid?"</w:t>
+        <w:br/>
+        <w:t>"The Highway" starts off with a betrayal. Without giving too much away, you changed the nature of that betrayal in "Big Sky" so that our introduction to your two female leads ends up with them caught up in a physical altercation. Were you ever worried that this might seem like a catfight?</w:t>
+        <w:br/>
+        <w:t>I was. In fact, one of the tone notes for that fight is that it shouldn't be like there are two women fighting over a man. It was described on the page like they're two hockey players who dropped their gloves and are just looking to assert dominion. It's two strong women not backing down from each other. I hope it comes across on the screen that even if the men thump their chests more, the women in Montana are tougher than the men. In Episode 3, Ronald says, "We kidnapped the wrong teenagers," and boy, did they, because these young girls, Grace [Jade Pettyjohn] and Danielle [Natalie Alyn Lind], they're tough. There is a certain ferocity to all of the women.</w:t>
+        <w:br/>
+        <w:t>Does Grace (Nicole Kidman) on "The Undoing" share that ferocity? So far, it's hard to tell.</w:t>
+        <w:br/>
+        <w:t>She is definitely ferocious, too, but she's a victim of her own ferocity as well. Her perseverance and power to cling to a narrative or a version of the world is pretty unflinching. It's not necessarily a good thing.</w:t>
+        <w:br/>
+        <w:t>Both "Big Sky" and "The Undoing" are female-centric thrillers, with male sociopaths who bring chaos into the women's lives and love triangles with married men that are resolved, intentionally or not, by murder.</w:t>
+        <w:br/>
+        <w:t>I don't think I was drawn to that recipe. [Laughs.] But who knows! We're the last people to understand ourselves. But I take your point, and I'll write about something different for the next one.</w:t>
+        <w:br/>
+        <w:t>For me, it started with loving both books and then going, "What if this could be translated to the screen?" With "Big Sky," we're sticking more closely to the architecture of the book series. For "The Undoing," I kept wondering, "What if the character of Jonathan came back?" That question started haunting me, and that was my springboard for an adaptation where we do deviate from the book. [The director] Susanne Bier and I both loved the part of the book where Grace was rebuilding herself after her world fell apart. But for the purposes of this run, it was more about the thriller aspect. Who knows? If we did the extended life of Grace Fraser beyond this season of "The Undoing," maybe we'd get into that reconstruction part.</w:t>
+        <w:br/>
+        <w:t>That could have potential, the way "Big Little Lies" started out as a limited series and then got a second season. And Susanne Bier has said you've been joking about doing a second season.</w:t>
+        <w:br/>
+        <w:t>I don't anticipate doing that; I think "The Undoing" is going to be a one-off. I wouldn't do it without Susanne Bier, and she's getting pretty busy now. But my point was that it wasn't so much of a rejection of the second half of the book. We just concluded that for this limited series, the place where it would live and thrive best was in the psychological-suspense-whodunit-thriller genre.</w:t>
+        <w:br/>
+        <w:t>At one point, Jonathan (Hugh Grant) seductively asks a showering Grace, "Would you like to be washed?," a line that has captured people's attention and imagination. You've said before that you often come up with dialogue while in the shower, did this scene originate there as well?</w:t>
+        <w:br/>
+        <w:t>The shower is where it usually starts, and there is a science to that. There's a default part of our brain which tends to be activated when we're doing things that are completely unrelated to what we're supposed to be concentrating on. So I've learned to surrender to that and reach for those ideas as well as the shampoo.</w:t>
+        <w:br/>
+        <w:t>But that was not even my line. That was the vulgarity of Hugh Grant! And "Shall I get my rubber gloves?" was written by Hugh, too. He had a few choice ad-libs, and a lot of them made the cut. He's a very clever man.</w:t>
+        <w:br/>
+        <w:t>On Twitter, viewers have made cases for virtually every character on the show being the killer. Even Jean Hanff Korelitz, who wrote the novel the show is based on, wonders if you changed it from her version.</w:t>
+        <w:br/>
+        <w:t>[Laughs.] And being old, I've forgotten it myself.</w:t>
+        <w:br/>
+        <w:t>PHOTO: In "Big Sky," Ronald Pergram (Brian Geraghty, left, pictured with Jesse James Keitel), thinks of himself as a hero but is actually a predator — an atypical kind of premise for a show by David E. Kelley.  (PHOTOGRAPH BY Darko Sikman/ABC FOR THE NEW YORK TIMES)</w:t>
       </w:r>
     </w:p>
     <w:sectPr>

--- a/example_articles/states/Montana/2.states_Montana_New_York_Times.docx
+++ b/example_articles/states/Montana/2.states_Montana_New_York_Times.docx
@@ -7,7 +7,7 @@
         <w:pStyle w:val="Heading1"/>
       </w:pPr>
       <w:r>
-        <w:t>David E. Kelley Is Back on Network TV With 'Big Sky'</w:t>
+        <w:t>Democratic Senate Edge Could Hinge on Ticket-Splitting Montana</w:t>
       </w:r>
     </w:p>
     <w:p>
@@ -17,12 +17,12 @@
     </w:p>
     <w:p>
       <w:r>
-        <w:t>Date: 2020-11-17</w:t>
+        <w:t>Date: 2020-07-28</w:t>
       </w:r>
     </w:p>
     <w:p>
       <w:r>
-        <w:t>Section: ARTS; television</w:t>
+        <w:t>Section: Section A; Column 0; National Desk; Pg. 15</w:t>
       </w:r>
     </w:p>
     <w:p>
@@ -49,71 +49,116 @@
     </w:p>
     <w:p>
       <w:r>
-        <w:t>The ABC drama is a female-centric thriller, like Kelley's HBO drama "The Undoing." In an interview, the prolific creator discusses his affinity for such shows and for Hugh Grant's sexy ad-libs.</w:t>
+        <w:t>The race between Steve Daines, the Republican incumbent, and Steve Bullock could prove crucial in a year when Democrats need to win in conservative-leaning states where President Trump may still prevail.</w:t>
         <w:br/>
-        <w:t>David E. Kelley has been around long enough to know that his current hot streak could go cold any day now.</w:t>
+        <w:t xml:space="preserve">BOZEMAN, Mont. -- In the deeply polarized election of 2016, every state that supported President Trump backed Republican senators -- and each state that Hillary Clinton carried voted for a Democratic Senate candidate. </w:t>
         <w:br/>
-        <w:t>"Some shows stick, and some shows don't," he said last week. "There have been a couple of stickers of late."</w:t>
+        <w:t xml:space="preserve">  But four years later, Democratic hopes for gaining a clear Senate majority depend in part on winning in conservative-leaning states where Mr. Trump may also prevail, even as he sags in the polls. In states like Alaska, Iowa, Georgia and here in Montana, Democrats are hoping their Senate candidates can outperform Joseph R. Biden Jr., their presumptive nominee.</w:t>
         <w:br/>
-        <w:t>The prolific television producer first established himself in the 1980s as a master of courtroom drama and bizarre twists on "L.A. Law" — remember the famous elevator shaft scene? — before riding a second wave of TV hits in the 1990s. In 1999, he became the only showrunner to win Emmys for best comedy ("Ally McBeal") and best drama ("The Practice") in the same year.</w:t>
+        <w:t xml:space="preserve">  That's the dynamic Gov. Steve Bullock is counting on in Montana, where ticket-splitting is as much a way of life as fly-fishing. </w:t>
         <w:br/>
-        <w:t>But after a string of flops on network television ("Snoops," "Girls Club"), Kelley switched over to streaming and cable. Mostly drifting away from the law-firm dramas with which he first made his mark — though "Goliath," on Amazon, followed a rogue lawyer played by Billy Bob Thornton — he started adapting novels. This opened a new vein of hits with prestige psychological thrillers such as HBO's "Big Little Lies" and "The Undoing," both murder mysteries starring Nicole Kidman that wallow in the scandalous lives of coastal elites.</w:t>
+        <w:t xml:space="preserve">  Montanans have supported Republican presidential candidates, with one exception, for over a half-century. In that same period, though, they have elected a series of Democratic governors and senators. Senator Steve Daines, whom Mr. Bullock is challenging, was the first Republican elected to the Senate seat that he holds in over a century.</w:t>
         <w:br/>
-        <w:t>Now he's back on network with "Big Sky," a 10-episode series premiering Tuesday on ABC. While it, too, is a murder mystery, the show otherwise seems a little outside Kelley's usual jurisdiction, at least on the surface. Based on a series of four books by C.J. Box, the story is set in Montana (the show is shot in Vancouver) and centers on small-town, working-class people. One such person is a long-haul truck driver named Ronald Pergram (played by Brian Geraghty), who thinks of himself as a hero but is actually a predator who tasers and kidnaps female and gender-fluid characters. An ex-rodeo rider turned rookie private investigator named Cassie Dewell (Kylie Bunbury) is in pursuit.</w:t>
+        <w:t xml:space="preserve">  Yet as he faces off against Mr. Bullock, whose popularity has risen as he leads the state's coronavirus response, Mr. Daines is counting on Montanans to act a little more like voters everywhere else and stick with one party as they make their way down the ballot.</w:t>
         <w:br/>
-        <w:t>"There was something delicious about this young de facto law enforcement officer in the Wild West," Kelley said. "In a world where resources are thin and calls for help are often not answered, she's out there on her own, to a certain extent, fighting the bad guys." (And the good guys, too, at times — it's complicated.)</w:t>
+        <w:t xml:space="preserve">  The race here will measure the political impact of the pandemic --  many governors have grown in stature for their handling of the virus, and Mr. Bullock is the only sitting governor running for the Senate. It will also test Montana's iconoclastic identity in a time of encroaching red-and-blue homogeneity. </w:t>
         <w:br/>
-        <w:t>Kelley has been both praised and criticized for his depictions of women, the criticisms aimed primarily at the flighty, neurotic characters like Ally McBeal, as well as at the various vixens and sexy sideki cks who have populated his shows. With "Big Sky," Kelley is bringing darker cable and streaming sensibilities to broadcast television (including some of his trademark twists and heavy themes, like sex trafficking), but it won't be a steady onslaught of violence against defenseless women. "This is not a damsels-in-distress series," he promised.</w:t>
+        <w:t xml:space="preserve">  But for Democrats, going on the offensive in a red-leaning state in an age of polarization is no easy task. By nominating the more moderate Mr. Biden, they hope they can at least lose more closely, if not win outright, in states where Mrs. Clinton was thrashed and her party's Senate candidates went down with her.</w:t>
         <w:br/>
-        <w:t>In a phone interview, Kelley talked about adapting "Big Sky" and "The Undoing," which concludes its six-episode run on Nov. 29, and the connections between the two shows. These are edited excerpts from the conversation, which include mild spoilers for "The Undoing" if you're still catching up.</w:t>
+        <w:t xml:space="preserve">  ''The reason he was so strong in '16 is because you could go up and down here -- Democrats and Republicans would both tell you they hate Hillary,'' Jon Tester, a Democrat who is Montana's senior senator, said of Mr. Trump over an afternoon beer in Great Falls. </w:t>
         <w:br/>
-        <w:t>"Big Sky" isn't your usual sort of story, or your usual kind of milieu. What made you want to adapt these books, especially since you've said before that you didn't want to do serial killer shows?</w:t>
+        <w:t xml:space="preserve">  Even as Mrs. Clinton lost Montana overwhelmingly, though, Mr. Bullock still managed to get re-elected as governor.</w:t>
         <w:br/>
-        <w:t>You're right. I thought "Dexter" was brilliant. And I loved "The Sopranos" — Tony Soprano killed people. If it's a series where you're going to be spending a long time with these people, they can become very real in your head. To live in that world with those people, it helps for our own survival to like them, if not love them. And I never saw myself as a person who could live inside the head of that kind of depravity.</w:t>
+        <w:t xml:space="preserve">  A Helena-reared lawyer who made a foray for president last year, Mr. Bullock has won statewide office three times, first as attorney general before he became governor.</w:t>
         <w:br/>
-        <w:t>If you look at the evolution or metamorphosis of Ronald Pergram, I think he's probably a bit more vulnerable in the television version. He was riveting in the book, scary even, but I think we unearthed a little more of his humanity. He's not all evil. If we're successful, the audience will be both afraid of Ronald but also feel for him. And John Carroll Lynch is so good at channeling State Trooper Rick Legarski that it's both amusing and horrifying at the same time.</w:t>
+        <w:t xml:space="preserve">  ''Montanans know me,'' he said in an interview, explaining how he'd overcome Republican claims that he'd abet liberal voices in Washington. ''I've worked with Republicans to get things done.''</w:t>
         <w:br/>
-        <w:t>You burn through nearly half of the first Cassie Dewell book, "The Highway," in the first episode. What's the pacing of this show going to be like?</w:t>
+        <w:t xml:space="preserve">  Winning a federal race, in which the issues are more national in scope, is difficult enough for a Democrat in a red state. But Mr. Bullock made that task harder by leaving Montana for half of 2019 to run for president, drifting to the left on some issues and repeatedly insisting he would not fall back to seek the Senate seat.</w:t>
         <w:br/>
-        <w:t>We'll probably go through two books in the first season, with the second story line involving another kind of high-octane cat-and-mouse chase with Cassie and a drug cartel. Then we'll move on to the third book. And then we'll send C.J. Box smoothies so he can keep writing more books! [Laughs.] Although knowing C.J., he'd probably prefer a good strong cup of coffee and then a day on the river where he can recharge. We'll go through C.J.'s books as he writes them, and we'll probably go beyond that, too, just because series television is the beast that eats script after script after script, and you've got to keep feeding that beast.</w:t>
+        <w:t xml:space="preserve">  Without prompting last week, though, he noted that he had stood up to President Barack Obama's administration on environmental policies he thought were harmful to Montana's agriculture and energy sectors.</w:t>
         <w:br/>
-        <w:t>We're expanding C.J.'s world, and ultimately, what I think will make the series distinctive is that we'll use these high-octane cases to unearth the very human vulnerabilities and fragile complexities of our characters.</w:t>
+        <w:t xml:space="preserve">  Such talk was notably absent from his White House bid, when he sought the Democratic nomination by edging to the left on gun control and deeming Mr. Trump a ''lying con man from New York with orange hair and a golden toilet.''</w:t>
         <w:br/>
-        <w:t>You address the current pandemic in "Big Sky," but we see no one wearing a mask. Why? Did you worry about what message that might send?</w:t>
+        <w:t xml:space="preserve">  Asked if his ridicule of Mr. Trump was over the line, he suggested some regret.</w:t>
         <w:br/>
-        <w:t>That's a tricky question, and it has nothing to do with politics. I'm a mask wearer myself, and I would happily have characters wear masks. But we're mindful of the fact that when people turn on a show at 10 o'clock at night, their main mission is to be entertained, not educated, schooled or lectured. People are looking for a little bit of escape from the bad news.</w:t>
+        <w:t xml:space="preserve">  ''By Washington standards, not at all,'' Mr. Bullock explained. ''By my typical standards, stronger than things that I would typically say.''</w:t>
         <w:br/>
-        <w:t>So we acknowledge that we're living in pandemic times, but we're not delving into it in a real way because if we were, then you would never see the actors' faces, and we pay a lot of money for those faces. Fortuitously, it is a show that is outside most of the time, in big wide-open spaces. I didn't have to scratch my head and think, "How are we going to shoot this during Covid?"</w:t>
+        <w:t xml:space="preserve">  Navigating Mr. Trump is a delicate issue for Montana Democrats, who must energize their liberal base without alienating the state's ticket-splitters. Mr. Tester aired ads in his 2018 re-election campaign trumpeting his work with the president, which helped blunt the impact of Mr. Trump's four trips to the state that year.</w:t>
         <w:br/>
-        <w:t>"The Highway" starts off with a betrayal. Without giving too much away, you changed the nature of that betrayal in "Big Sky" so that our introduction to your two female leads ends up with them caught up in a physical altercation. Were you ever worried that this might seem like a catfight?</w:t>
+        <w:t xml:space="preserve">  Few G.O.P. senators have so happily linked themselves to Mr. Trump as Mr. Daines, a chemical engineer by training who represented Montana as its lone congressman before winning his Senate seat in 2014.</w:t>
         <w:br/>
-        <w:t>I was. In fact, one of the tone notes for that fight is that it shouldn't be like there are two women fighting over a man. It was described on the page like they're two hockey players who dropped their gloves and are just looking to assert dominion. It's two strong women not backing down from each other. I hope it comes across on the screen that even if the men thump their chests more, the women in Montana are tougher than the men. In Episode 3, Ronald says, "We kidnapped the wrong teenagers," and boy, did they, because these young girls, Grace [Jade Pettyjohn] and Danielle [Natalie Alyn Lind], they're tough. There is a certain ferocity to all of the women.</w:t>
+        <w:t xml:space="preserve">  In an interview in his Bozeman campaign office, he said he was eager for the president to return to the state and revealed that Mr. Trump had ''asked to come, too.''</w:t>
         <w:br/>
-        <w:t>Does Grace (Nicole Kidman) on "The Undoing" share that ferocity? So far, it's hard to tell.</w:t>
+        <w:t xml:space="preserve">  However, just as Mr. Bullock's ill-fated bid for president has complicated his attempt to run again in Montana, the coronavirus has created headwinds for Mr. Daines.</w:t>
         <w:br/>
-        <w:t>She is definitely ferocious, too, but she's a victim of her own ferocity as well. Her perseverance and power to cling to a narrative or a version of the world is pretty unflinching. It's not necessarily a good thing.</w:t>
+        <w:t xml:space="preserve">  Mr. Trump's standing here has fallen, as it has elsewhere, because of his ineffective response to the outbreak. Some Republican polling this summer suggests he is leading Mr. Biden only by single digits in Montana.</w:t>
         <w:br/>
-        <w:t>Both "Big Sky" and "The Undoing" are female-centric thrillers, with male sociopaths who bring chaos into the women's lives and love triangles with married men that are resolved, intentionally or not, by murder.</w:t>
+        <w:t xml:space="preserve">  Asked to assess the president's performance on the pandemic, Mr. Daines largely sidestepped the question, stating that he supported letting states and localities ''have primacy.''</w:t>
         <w:br/>
-        <w:t>I don't think I was drawn to that recipe. [Laughs.] But who knows! We're the last people to understand ourselves. But I take your point, and I'll write about something different for the next one.</w:t>
+        <w:t xml:space="preserve">  Further muddling matters for Mr. Daines: Any effort by him to embrace the national Republican strategy of pinning the blame on China for the virus's spread in America is complicated by his years of work for Procter &amp; Gamble in China. Democrats are already airing commercials highlighting the senator's work in the country.</w:t>
         <w:br/>
-        <w:t>For me, it started with loving both books and then going, "What if this could be translated to the screen?" With "Big Sky," we're sticking more closely to the architecture of the book series. For "The Undoing," I kept wondering, "What if the character of Jonathan came back?" That question started haunting me, and that was my springboard for an adaptation where we do deviate from the book. [The director] Susanne Bier and I both loved the part of the book where Grace was rebuilding herself after her world fell apart. But for the purposes of this run, it was more about the thriller aspect. Who knows? If we did the extended life of Grace Fraser beyond this season of "The Undoing," maybe we'd get into that reconstruction part.</w:t>
+        <w:t xml:space="preserve">  More than anything, though, the health crisis has created challenges for Mr. Daines by delaying the parry-and-thrust of the campaign, allowing Mr. Bullock to enjoy what his opponent called a ''rally around the flag'' bounce.</w:t>
         <w:br/>
-        <w:t>That could have potential, the way "Big Little Lies" started out as a limited series and then got a second season. And Susanne Bier has said you've been joking about doing a second season.</w:t>
+        <w:t xml:space="preserve">  Mr. Daines acknowledged that his role was more of constituent service specialist than candidate -- and that the virus was foremost on the minds of voters.</w:t>
         <w:br/>
-        <w:t>I don't anticipate doing that; I think "The Undoing" is going to be a one-off. I wouldn't do it without Susanne Bier, and she's getting pretty busy now. But my point was that it wasn't so much of a rejection of the second half of the book. We just concluded that for this limited series, the place where it would live and thrive best was in the psychological-suspense-whodunit-thriller genre.</w:t>
+        <w:t xml:space="preserve">  ''These are third-generation business owners that are crying on the phone to me, saying: 'Steve, I'm losing everything,''' he recalled. ''And so in that moment you're not thinking so much about, 'Well, Steve Bullock got an F on guns and I got an A+.' It's not the discussion.''</w:t>
         <w:br/>
-        <w:t>At one point, Jonathan (Hugh Grant) seductively asks a showering Grace, "Would you like to be washed?," a line that has captured people's attention and imagination. You've said before that you often come up with dialogue while in the shower, did this scene originate there as well?</w:t>
+        <w:t xml:space="preserve">  That was easy enough to see as the two officials made their way across this sprawling state, where the metric for a candidate's sweat equity is in tires changed, not shoes replaced.</w:t>
         <w:br/>
-        <w:t>The shower is where it usually starts, and there is a science to that. There's a default part of our brain which tends to be activated when we're doing things that are completely unrelated to what we're supposed to be concentrating on. So I've learned to surrender to that and reach for those ideas as well as the shampoo.</w:t>
+        <w:t xml:space="preserve">  In the Flathead region, near Glacier National Park, Mr. Bullock visited a food bank. As he toured a nearby timber facility, the governor was joined by an employee, a Trump voter now dejected by the country's state of affairs, whose stepmother had contracted the virus.</w:t>
         <w:br/>
-        <w:t>But that was not even my line. That was the vulgarity of Hugh Grant! And "Shall I get my rubber gloves?" was written by Hugh, too. He had a few choice ad-libs, and a lot of them made the cut. He's a very clever man.</w:t>
+        <w:t xml:space="preserve">  Closer to Great Falls, Mr. Daines was similarly confronted with fallout from the pandemic.</w:t>
         <w:br/>
-        <w:t>On Twitter, viewers have made cases for virtually every character on the show being the killer. Even Jean Hanff Korelitz, who wrote the novel the show is based on, wonders if you changed it from her version.</w:t>
+        <w:t xml:space="preserve">  He visited a small agricultural equipment dealer who thanked him for the paycheck protection loan that he had received through Congress. ''It was a big help,'' said the dealer, Steven Raska, explaining that he had been able to pay a few employees for over two months with the money.</w:t>
         <w:br/>
-        <w:t>[Laughs.] And being old, I've forgotten it myself.</w:t>
+        <w:t xml:space="preserve">  Demonstrating his clout with the Trump administration, Mr. Daines also convened a round-table event for ranchers and farmers that featured Bill Northey, a top administrator at the Department of Agriculture. The growers gave both men an earful about how the virus had upended their livelihoods.</w:t>
         <w:br/>
-        <w:t>PHOTO: In "Big Sky," Ronald Pergram (Brian Geraghty, left, pictured with Jesse James Keitel), thinks of himself as a hero but is actually a predator — an atypical kind of premise for a show by David E. Kelley.  (PHOTOGRAPH BY Darko Sikman/ABC FOR THE NEW YORK TIMES)</w:t>
+        <w:t xml:space="preserve">  ''Covid could not have hit the sheep industry at a worse time,'' said Leah Johnson, who runs the Montana Wool Growers Association.</w:t>
+        <w:br/>
+        <w:t xml:space="preserve">  With the virus spiking in the state, Mr. Bullock finally issued a mask mandate on July 15 for any county with four or more active cases.</w:t>
+        <w:br/>
+        <w:t xml:space="preserve">  Former Senator Max Baucus, a Democrat who represented the state in Congress for nearly 40 years, said the pandemic had initially lifted Mr. Bullock.</w:t>
+        <w:br/>
+        <w:t xml:space="preserve">  ''But the trouble with Covid is you can't get out and shake hands, and that would help him compare himself to Daines,'' said Mr. Baucus, explaining that he had overcome Montana's national Republican leaning by cultivating individual voters. ''My main approach to the state was: people, people, people.''</w:t>
+        <w:br/>
+        <w:t xml:space="preserve">  The uncertainty surrounding the virus, and Montana's heterodox political nature, were on display Thursday in Bozeman. A few dozen protesters in Trump gear hoisted signs and marched down the city's commercial center in opposition to the mask order.</w:t>
+        <w:br/>
+        <w:t xml:space="preserve">  They passed a number of storefronts that even before the mandate had asked customers to wear masks -- a reflection of the changing nature of Bozeman. There's now a Lululemon, sitting across the street from a coffee shop plastered with anti-racism signs that could have been pulled from the most liberal college campus (''De-Prioritize White Comfort'').</w:t>
+        <w:br/>
+        <w:t xml:space="preserve">  Few places have as strong a sense of place as Montana, where politicians routinely invoke how many generations their families go back in the state. This focus on rootedness and the state's sparse population have helped perpetuate its independent streak as races remain more about the individual.</w:t>
+        <w:br/>
+        <w:t xml:space="preserve">  ''We have six people per square mile and three times as many cows as people, so that makes for a lot of reliance,'' said Marc Racicot, a former Republican governor. ''The social connection is a little richer and not so contaminated with only electronic communications.''</w:t>
+        <w:br/>
+        <w:t xml:space="preserve">  Yet even as it treasures its status as ''The Last, Best Place,'' one of its slogans, Montana, which has about one million people, is being reshaped by transplants. And nowhere more so than Bozeman, a community cherished for its proximity to Yellowstone Park that locals now call ''Bozeangeles.''</w:t>
+        <w:br/>
+        <w:t xml:space="preserve">  Traditionally, Democrats won statewide by winning or breaking even in the county surrounding Billings, the population center of Montana's Republican-dominated east. That's changing, though, because of the rising population in Gallatin County, which includes Bozeman and is the fastest-growing jurisdiction in the state.</w:t>
+        <w:br/>
+        <w:t xml:space="preserve">  Mr. Tester's trajectory in Gallatin County tells the story of Montana's transformation: Over three elections, Mr. Tester has gone from winning 49 percent to 51.5 percent to 59.4 percent there.</w:t>
+        <w:br/>
+        <w:t xml:space="preserve">  Once rooted in labor, the Democratic coalition here increasingly reflects the national party, with its twin pillars of upscale whites and working-class minorities (Native Americans in the case of Montana).</w:t>
+        <w:br/>
+        <w:t xml:space="preserve">  ''These urban spaces are growing dramatically, and these spaces are becoming the heart of the Democratic base here,'' said David Parker, a Montana State University professor who wrote a book on the 2012 Senate race.</w:t>
+        <w:br/>
+        <w:t xml:space="preserve">  At the same time, though, Republicans are winning their heavily rural base by even larger margins today: Even Mr. Tester, a descendant of homesteaders who is the only working farmer in the Senate, has seen his support sag in sparsely populated counties since he first ran in 2006.</w:t>
+        <w:br/>
+        <w:t xml:space="preserve">  It adds up to a shrinking pool of persuadable voters.</w:t>
+        <w:br/>
+        <w:t xml:space="preserve">  ''It's not quite like what it was,'' Mr. Racicot acknowledged, before hinting at why so many people want to move to Montana. ''But it's a lot closer to that ideal than the rest of the nation.''</w:t>
+        <w:br/>
+        <w:br/>
+        <w:t>https://www.nytimes.com/2020/07/27/us/politics/montana-senate-bullock-daines.html</w:t>
+        <w:br/>
+        <w:br/>
+        <w:t>Graphic</w:t>
+        <w:br/>
+        <w:br/>
+        <w:t xml:space="preserve"> </w:t>
+        <w:br/>
+        <w:t>PHOTOS: From top, Gov. Steve Bullock, a Democrat running for Senate in Montana, meeting with volunteers at a food bank in Columbia Falls this month. President Trump, who handily won Montana in 2016, visited the state four times in 2018 in an unsuccessful effort to help unseat Senator Jon Tester, a Dem- ocrat. Senator Steve Daines, the incumbent Republican and Mr. Bullock's opponent, has linked his fortunes to the president. (PHOTOGRAPHS BY NICK COTE FOR THE NEW YORK TIMES</w:t>
+        <w:br/>
+        <w:t>DOUG MILLS/THE NEW YORK TIMES</w:t>
+        <w:br/>
+        <w:t xml:space="preserve"> ANNA MONEYMAKER FOR THE NEW YORK TIMES)</w:t>
       </w:r>
     </w:p>
     <w:sectPr>
